--- a/.trae/skills/academic-formula-inserter/scripts/test_formula_inserted.docx
+++ b/.trae/skills/academic-formula-inserter/scripts/test_formula_inserted.docx
@@ -103,32 +103,92 @@
       <m:oMathPara>
         <m:oMathPara>
           <m:oMath>
+            <m:sSub>
+              <m:e>
+                <m:r>
+                  <m:rPr>
+                    <m:ital m:val="1"/>
+                  </m:rPr>
+                  <m:t xml:space="preserve">g</m:t>
+                </m:r>
+              </m:e>
+              <m:lim>
+                <m:r>
+                  <m:rPr>
+                    <m:ital m:val="1"/>
+                  </m:rPr>
+                  <m:t xml:space="preserve">t</m:t>
+                </m:r>
+              </m:lim>
+            </m:sSub>
             <m:r>
-              <m:t xml:space="preserve">
-                <mrow>
-                  <msub>
-                    <mi>g</mi>
-                    <mi>t</mi>
-                  </msub>
-                  <mo>=</mo>
-                  <mi>σ</mi>
-                  <mo stretchy="false">(</mo>
-                  <msub>
-                    <mi>W</mi>
-                    <mi>t</mi>
-                  </msub>
-                  <msub>
-                    <mi>x</mi>
-                    <mi>t</mi>
-                  </msub>
-                  <mo>+</mo>
-                  <msub>
-                    <mi>b</mi>
-                    <mi>t</mi>
-                  </msub>
-                  <mo stretchy="false">)</mo>
-                </mrow>
-              </m:t>
+              <m:t xml:space="preserve">=</m:t>
+            </m:r>
+            <m:r>
+              <m:t xml:space="preserve">σ</m:t>
+            </m:r>
+            <m:r>
+              <m:t xml:space="preserve">(</m:t>
+            </m:r>
+            <m:sSub>
+              <m:e>
+                <m:r>
+                  <m:rPr>
+                    <m:ital m:val="1"/>
+                  </m:rPr>
+                  <m:t xml:space="preserve">W</m:t>
+                </m:r>
+              </m:e>
+              <m:lim>
+                <m:r>
+                  <m:rPr>
+                    <m:ital m:val="1"/>
+                  </m:rPr>
+                  <m:t xml:space="preserve">t</m:t>
+                </m:r>
+              </m:lim>
+            </m:sSub>
+            <m:sSub>
+              <m:e>
+                <m:r>
+                  <m:rPr>
+                    <m:ital m:val="1"/>
+                  </m:rPr>
+                  <m:t xml:space="preserve">x</m:t>
+                </m:r>
+              </m:e>
+              <m:lim>
+                <m:r>
+                  <m:rPr>
+                    <m:ital m:val="1"/>
+                  </m:rPr>
+                  <m:t xml:space="preserve">t</m:t>
+                </m:r>
+              </m:lim>
+            </m:sSub>
+            <m:r>
+              <m:t xml:space="preserve">+</m:t>
+            </m:r>
+            <m:sSub>
+              <m:e>
+                <m:r>
+                  <m:rPr>
+                    <m:ital m:val="1"/>
+                  </m:rPr>
+                  <m:t xml:space="preserve">b</m:t>
+                </m:r>
+              </m:e>
+              <m:lim>
+                <m:r>
+                  <m:rPr>
+                    <m:ital m:val="1"/>
+                  </m:rPr>
+                  <m:t xml:space="preserve">t</m:t>
+                </m:r>
+              </m:lim>
+            </m:sSub>
+            <m:r>
+              <m:t xml:space="preserve">)</m:t>
             </m:r>
           </m:oMath>
         </m:oMathPara>

--- a/.trae/skills/academic-formula-inserter/scripts/test_formula_inserted.docx
+++ b/.trae/skills/academic-formula-inserter/scripts/test_formula_inserted.docx
@@ -107,44 +107,47 @@
               <m:e>
                 <m:r>
                   <m:rPr>
-                    <m:ital m:val="1"/>
+                    <m:ital/>
                   </m:rPr>
-                  <m:t xml:space="preserve">g</m:t>
+                  <m:t>g</m:t>
                 </m:r>
               </m:e>
               <m:lim>
                 <m:r>
                   <m:rPr>
-                    <m:ital m:val="1"/>
+                    <m:ital/>
                   </m:rPr>
-                  <m:t xml:space="preserve">t</m:t>
+                  <m:t>t</m:t>
                 </m:r>
               </m:lim>
             </m:sSub>
             <m:r>
-              <m:t xml:space="preserve">=</m:t>
+              <m:rPr/>
+              <m:t>=</m:t>
             </m:r>
             <m:r>
-              <m:t xml:space="preserve">σ</m:t>
+              <m:rPr/>
+              <m:t>σ</m:t>
             </m:r>
             <m:r>
-              <m:t xml:space="preserve">(</m:t>
+              <m:rPr/>
+              <m:t>(</m:t>
             </m:r>
             <m:sSub>
               <m:e>
                 <m:r>
                   <m:rPr>
-                    <m:ital m:val="1"/>
+                    <m:ital/>
                   </m:rPr>
-                  <m:t xml:space="preserve">W</m:t>
+                  <m:t>W</m:t>
                 </m:r>
               </m:e>
               <m:lim>
                 <m:r>
                   <m:rPr>
-                    <m:ital m:val="1"/>
+                    <m:ital/>
                   </m:rPr>
-                  <m:t xml:space="preserve">t</m:t>
+                  <m:t>t</m:t>
                 </m:r>
               </m:lim>
             </m:sSub>
@@ -152,43 +155,45 @@
               <m:e>
                 <m:r>
                   <m:rPr>
-                    <m:ital m:val="1"/>
+                    <m:ital/>
                   </m:rPr>
-                  <m:t xml:space="preserve">x</m:t>
+                  <m:t>x</m:t>
                 </m:r>
               </m:e>
               <m:lim>
                 <m:r>
                   <m:rPr>
-                    <m:ital m:val="1"/>
+                    <m:ital/>
                   </m:rPr>
-                  <m:t xml:space="preserve">t</m:t>
+                  <m:t>t</m:t>
                 </m:r>
               </m:lim>
             </m:sSub>
             <m:r>
-              <m:t xml:space="preserve">+</m:t>
+              <m:rPr/>
+              <m:t>+</m:t>
             </m:r>
             <m:sSub>
               <m:e>
                 <m:r>
                   <m:rPr>
-                    <m:ital m:val="1"/>
+                    <m:ital/>
                   </m:rPr>
-                  <m:t xml:space="preserve">b</m:t>
+                  <m:t>b</m:t>
                 </m:r>
               </m:e>
               <m:lim>
                 <m:r>
                   <m:rPr>
-                    <m:ital m:val="1"/>
+                    <m:ital/>
                   </m:rPr>
-                  <m:t xml:space="preserve">t</m:t>
+                  <m:t>t</m:t>
                 </m:r>
               </m:lim>
             </m:sSub>
             <m:r>
-              <m:t xml:space="preserve">)</m:t>
+              <m:rPr/>
+              <m:t>)</m:t>
             </m:r>
           </m:oMath>
         </m:oMathPara>
